--- a/report/report.docx
+++ b/report/report.docx
@@ -903,19 +903,26 @@
           <w:bCs/>
           <w:kern w:val="0"/>
         </w:rPr>
-        <w:t xml:space="preserve">1.1 Fund Construction and Out-of-Sample </w:t>
-      </w:r>
-      <w:proofErr w:type="spellStart"/>
-      <w:r>
-        <w:rPr>
-          <w:rFonts w:ascii="Times New Roman" w:eastAsia="Times New Roman" w:hAnsi="Times New Roman" w:cs="Times New Roman"/>
-          <w:b/>
-          <w:bCs/>
-          <w:kern w:val="0"/>
-        </w:rPr>
-        <w:t>Backtesting</w:t>
-      </w:r>
-      <w:proofErr w:type="spellEnd"/>
+        <w:t>1.1 Fund Construction and Out-of-Sample Back</w:t>
+      </w:r>
+      <w:r>
+        <w:rPr>
+          <w:rFonts w:ascii="Times New Roman" w:eastAsia="Times New Roman" w:hAnsi="Times New Roman" w:cs="Times New Roman" w:hint="eastAsia"/>
+          <w:b/>
+          <w:bCs/>
+          <w:kern w:val="0"/>
+        </w:rPr>
+        <w:t xml:space="preserve"> </w:t>
+      </w:r>
+      <w:r>
+        <w:rPr>
+          <w:rFonts w:ascii="Times New Roman" w:eastAsia="Times New Roman" w:hAnsi="Times New Roman" w:cs="Times New Roman"/>
+          <w:b/>
+          <w:bCs/>
+          <w:kern w:val="0"/>
+        </w:rPr>
+        <w:t>testing</w:t>
+      </w:r>
     </w:p>
     <w:p>
       <w:pPr>
@@ -1201,14 +1208,6 @@
     <w:p>
       <w:pPr>
         <w:pStyle w:val="NormalWeb"/>
-      </w:pPr>
-      <w:r>
-        <w:t>They also fell more when market conditions became worse. Minimum Variance and Minimum CVaR moved more steadily. Their optimisation methods focused more on risk control.</w:t>
-      </w:r>
-    </w:p>
-    <w:p>
-      <w:pPr>
-        <w:pStyle w:val="NormalWeb"/>
         <w:rPr>
           <w:b/>
           <w:bCs/>
@@ -1540,8 +1539,11 @@
         <w:pStyle w:val="pdq2pgselectionanchorcontainer"/>
       </w:pPr>
       <w:r>
+        <w:t xml:space="preserve">There are also distinct variations among the different portfolio methods in the baseline. Maximum Sharpe allocated more weight to Crypto. Equal Weight also allocated more weight to Crypto. Both these methods have produced stronger growth. Minimum Variance had lower </w:t>
+      </w:r>
+      <w:r>
         <w:lastRenderedPageBreak/>
-        <w:t xml:space="preserve">There are also distinct variations among the different portfolio methods in the baseline. Maximum Sharpe allocated more weight to Crypto. Equal Weight also allocated more weight to Crypto. Both these methods have produced stronger growth. Minimum Variance had lower Crypto exposure. Minimum CVaR also had lower Crypto exposure. </w:t>
+        <w:t xml:space="preserve">Crypto exposure. Minimum CVaR also had lower Crypto exposure. </w:t>
       </w:r>
       <w:proofErr w:type="gramStart"/>
       <w:r>
@@ -1797,7 +1799,6 @@
         <w:pStyle w:val="pdq2pgselectionanchorcontainer"/>
       </w:pPr>
       <w:r>
-        <w:lastRenderedPageBreak/>
         <w:t xml:space="preserve">There were 2 smoothing rules to </w:t>
       </w:r>
       <w:r>
@@ -1842,6 +1843,7 @@
         <w:pStyle w:val="NormalWeb"/>
       </w:pPr>
       <w:r>
+        <w:lastRenderedPageBreak/>
         <w:t xml:space="preserve">The portfolio consisted of a </w:t>
       </w:r>
       <w:r>
@@ -2346,25 +2348,25 @@
           <w:color w:val="000000"/>
           <w:kern w:val="0"/>
         </w:rPr>
+        <w:t>The framework is still subject to limitations. The 2020–2023 sample includes unusual Crypto market conditions, the Risk Score depends on historical CVaR, and the transaction-cost model is simplified.</w:t>
+      </w:r>
+    </w:p>
+    <w:p>
+      <w:pPr>
+        <w:spacing w:before="100" w:beforeAutospacing="1" w:after="100" w:afterAutospacing="1" w:line="240" w:lineRule="auto"/>
+        <w:rPr>
+          <w:rFonts w:ascii="Times New Roman" w:eastAsia="Times New Roman" w:hAnsi="Times New Roman" w:cs="Times New Roman"/>
+          <w:color w:val="000000"/>
+          <w:kern w:val="0"/>
+        </w:rPr>
+      </w:pPr>
+      <w:r>
+        <w:rPr>
+          <w:rFonts w:ascii="Times New Roman" w:eastAsia="Times New Roman" w:hAnsi="Times New Roman" w:cs="Times New Roman"/>
+          <w:color w:val="000000"/>
+          <w:kern w:val="0"/>
+        </w:rPr>
         <w:lastRenderedPageBreak/>
-        <w:t>The framework is still subject to limitations. The 2020–2023 sample includes unusual Crypto market conditions, the Risk Score depends on historical CVaR, and the transaction-cost model is simplified.</w:t>
-      </w:r>
-    </w:p>
-    <w:p>
-      <w:pPr>
-        <w:spacing w:before="100" w:beforeAutospacing="1" w:after="100" w:afterAutospacing="1" w:line="240" w:lineRule="auto"/>
-        <w:rPr>
-          <w:rFonts w:ascii="Times New Roman" w:eastAsia="Times New Roman" w:hAnsi="Times New Roman" w:cs="Times New Roman"/>
-          <w:color w:val="000000"/>
-          <w:kern w:val="0"/>
-        </w:rPr>
-      </w:pPr>
-      <w:r>
-        <w:rPr>
-          <w:rFonts w:ascii="Times New Roman" w:eastAsia="Times New Roman" w:hAnsi="Times New Roman" w:cs="Times New Roman"/>
-          <w:color w:val="000000"/>
-          <w:kern w:val="0"/>
-        </w:rPr>
         <w:t>Overall, the framework responded to changing Crypto downside risk, created meaningful differences across investor profiles, and improved downside-risk measures after transaction costs. Its main value is therefore personalised risk control rather than return maximisation.</w:t>
       </w:r>
     </w:p>
@@ -2562,16 +2564,7 @@
           <w:kern w:val="0"/>
           <w14:ligatures w14:val="none"/>
         </w:rPr>
-        <w:t xml:space="preserve">The Minimum-Variance strategy was used as the no-sentiment </w:t>
-      </w:r>
-      <w:r>
-        <w:rPr>
-          <w:rFonts w:ascii="Times New Roman" w:eastAsia="Times New Roman" w:hAnsi="Times New Roman" w:cs="Times New Roman"/>
-          <w:kern w:val="0"/>
-          <w14:ligatures w14:val="none"/>
-        </w:rPr>
-        <w:lastRenderedPageBreak/>
-        <w:t xml:space="preserve">benchmark. </w:t>
+        <w:t xml:space="preserve">The Minimum-Variance strategy was used as the no-sentiment benchmark. </w:t>
       </w:r>
       <w:r>
         <w:rPr>
@@ -2908,26 +2901,8 @@
           <w:kern w:val="0"/>
           <w14:ligatures w14:val="none"/>
         </w:rPr>
+        <w:lastRenderedPageBreak/>
         <w:t>The z-score measures whether current sentiment is unusually positive or negative relative to the stock’s own recent history, rather than relying on the absolute VADER score.</w:t>
-      </w:r>
-    </w:p>
-    <w:p>
-      <w:pPr>
-        <w:spacing w:before="100" w:beforeAutospacing="1" w:after="100" w:afterAutospacing="1" w:line="240" w:lineRule="auto"/>
-        <w:jc w:val="both"/>
-        <w:rPr>
-          <w:rFonts w:ascii="Times New Roman" w:eastAsia="Times New Roman" w:hAnsi="Times New Roman" w:cs="Times New Roman"/>
-          <w:kern w:val="0"/>
-          <w14:ligatures w14:val="none"/>
-        </w:rPr>
-      </w:pPr>
-      <w:r>
-        <w:rPr>
-          <w:rFonts w:ascii="Times New Roman" w:eastAsia="Times New Roman" w:hAnsi="Times New Roman" w:cs="Times New Roman"/>
-          <w:kern w:val="0"/>
-          <w14:ligatures w14:val="none"/>
-        </w:rPr>
-        <w:t>A simple sentiment tilt was then applied to the base portfolio weights:</w:t>
       </w:r>
     </w:p>
     <w:p>
@@ -3430,7 +3405,21 @@
           <w:b w:val="0"/>
           <w:bCs w:val="0"/>
         </w:rPr>
-        <w:t xml:space="preserve">stock-specific </w:t>
+        <w:t>stock-specific information</w:t>
+      </w:r>
+      <w:r>
+        <w:rPr>
+          <w:rFonts w:ascii="Times New Roman" w:hAnsi="Times New Roman" w:cs="Times New Roman"/>
+          <w:b/>
+          <w:bCs/>
+        </w:rPr>
+        <w:t>.</w:t>
+      </w:r>
+      <w:r>
+        <w:rPr>
+          <w:rFonts w:ascii="Times New Roman" w:hAnsi="Times New Roman" w:cs="Times New Roman"/>
+        </w:rPr>
+        <w:t xml:space="preserve"> The initial fixed contrarian parameter did not </w:t>
       </w:r>
       <w:r>
         <w:rPr>
@@ -3439,22 +3428,13 @@
           <w:b w:val="0"/>
           <w:bCs w:val="0"/>
         </w:rPr>
-        <w:lastRenderedPageBreak/>
-        <w:t>information</w:t>
+        <w:t>perform well</w:t>
       </w:r>
       <w:r>
         <w:rPr>
           <w:rFonts w:ascii="Times New Roman" w:hAnsi="Times New Roman" w:cs="Times New Roman"/>
-          <w:b/>
-          <w:bCs/>
-        </w:rPr>
-        <w:t>.</w:t>
-      </w:r>
-      <w:r>
-        <w:rPr>
-          <w:rFonts w:ascii="Times New Roman" w:hAnsi="Times New Roman" w:cs="Times New Roman"/>
-        </w:rPr>
-        <w:t xml:space="preserve"> The initial fixed contrarian parameter did not </w:t>
+        </w:rPr>
+        <w:t xml:space="preserve">. I tried a range of values of λ with the data from 2021 to 2022. The λ with the </w:t>
       </w:r>
       <w:r>
         <w:rPr>
@@ -3463,13 +3443,13 @@
           <w:b w:val="0"/>
           <w:bCs w:val="0"/>
         </w:rPr>
-        <w:t>perform well</w:t>
+        <w:t>strongest performance</w:t>
       </w:r>
       <w:r>
         <w:rPr>
           <w:rFonts w:ascii="Times New Roman" w:hAnsi="Times New Roman" w:cs="Times New Roman"/>
         </w:rPr>
-        <w:t xml:space="preserve">. I tried a range of values of λ with the data from 2021 to 2022. The λ with the </w:t>
+        <w:t xml:space="preserve"> was chosen. This value was </w:t>
       </w:r>
       <w:r>
         <w:rPr>
@@ -3478,27 +3458,12 @@
           <w:b w:val="0"/>
           <w:bCs w:val="0"/>
         </w:rPr>
-        <w:t>strongest performance</w:t>
+        <w:t>fixed</w:t>
       </w:r>
       <w:r>
         <w:rPr>
           <w:rFonts w:ascii="Times New Roman" w:hAnsi="Times New Roman" w:cs="Times New Roman"/>
         </w:rPr>
-        <w:t xml:space="preserve"> was chosen. This value was </w:t>
-      </w:r>
-      <w:r>
-        <w:rPr>
-          <w:rStyle w:val="Strong"/>
-          <w:rFonts w:ascii="Times New Roman" w:hAnsi="Times New Roman" w:cs="Times New Roman"/>
-          <w:b w:val="0"/>
-          <w:bCs w:val="0"/>
-        </w:rPr>
-        <w:t>fixed</w:t>
-      </w:r>
-      <w:r>
-        <w:rPr>
-          <w:rFonts w:ascii="Times New Roman" w:hAnsi="Times New Roman" w:cs="Times New Roman"/>
-        </w:rPr>
         <w:t xml:space="preserve"> prior to the 2023 holdout test.</w:t>
       </w:r>
     </w:p>
@@ -3517,7 +3482,16 @@
           <w:kern w:val="0"/>
           <w14:ligatures w14:val="none"/>
         </w:rPr>
-        <w:t>The sector-relative signal improved the sentiment input, but the strategy could still use a strong sentiment tilt when downside risk was high. A tail-risk-aware control was therefore added. When downside risk became unusually high, the size of the sentiment adjustment was reduced. The aim was to keep useful sentiment information while limiting aggressive portfolio changes during riskier periods.</w:t>
+        <w:t xml:space="preserve">The sector-relative signal improved the sentiment input, but the strategy could still use a strong sentiment tilt when downside risk was high. A tail-risk-aware control was therefore added. When downside risk became unusually high, the size of the sentiment adjustment was </w:t>
+      </w:r>
+      <w:r>
+        <w:rPr>
+          <w:rFonts w:ascii="Times New Roman" w:eastAsia="Times New Roman" w:hAnsi="Times New Roman" w:cs="Times New Roman"/>
+          <w:kern w:val="0"/>
+          <w14:ligatures w14:val="none"/>
+        </w:rPr>
+        <w:lastRenderedPageBreak/>
+        <w:t>reduced. The aim was to keep useful sentiment information while limiting aggressive portfolio changes during riskier periods.</w:t>
       </w:r>
     </w:p>
     <w:bookmarkEnd w:id="3"/>
@@ -3790,8 +3764,33 @@
           <w:bCs/>
           <w:kern w:val="0"/>
         </w:rPr>
+        <w:t>5. App and Investor Journey</w:t>
+      </w:r>
+    </w:p>
+    <w:p>
+      <w:pPr>
+        <w:spacing w:before="100" w:beforeAutospacing="1" w:after="100" w:afterAutospacing="1" w:line="240" w:lineRule="auto"/>
+        <w:outlineLvl w:val="2"/>
+        <w:rPr>
+          <w:rFonts w:ascii="Times New Roman" w:eastAsia="Times New Roman" w:hAnsi="Times New Roman" w:cs="Times New Roman"/>
+          <w:kern w:val="0"/>
+        </w:rPr>
+      </w:pPr>
+      <w:bookmarkStart w:id="5" w:name="OLE_LINK186"/>
+      <w:r>
+        <w:rPr>
+          <w:rFonts w:ascii="Times New Roman" w:eastAsia="Times New Roman" w:hAnsi="Times New Roman" w:cs="Times New Roman"/>
+          <w:kern w:val="0"/>
+        </w:rPr>
+        <w:t xml:space="preserve">PulseAlloc is designed for retail investors. It focuses on investors with exposure to both equities and Crypto. These investors may find fund comparison difficult. They may also struggle to understand their actual risk level. They may not know when market conditions </w:t>
+      </w:r>
+      <w:r>
+        <w:rPr>
+          <w:rFonts w:ascii="Times New Roman" w:eastAsia="Times New Roman" w:hAnsi="Times New Roman" w:cs="Times New Roman"/>
+          <w:kern w:val="0"/>
+        </w:rPr>
         <w:lastRenderedPageBreak/>
-        <w:t>5. App and Investor Journey</w:t>
+        <w:t>support a portfolio change. PulseAlloc combines fund comparison, portfolio construction, adaptive risk control, sentiment analysis, and transaction-cost information in one process.</w:t>
       </w:r>
     </w:p>
     <w:p>
@@ -3803,13 +3802,12 @@
           <w:kern w:val="0"/>
         </w:rPr>
       </w:pPr>
-      <w:bookmarkStart w:id="5" w:name="OLE_LINK186"/>
-      <w:r>
-        <w:rPr>
-          <w:rFonts w:ascii="Times New Roman" w:eastAsia="Times New Roman" w:hAnsi="Times New Roman" w:cs="Times New Roman"/>
-          <w:kern w:val="0"/>
-        </w:rPr>
-        <w:t>PulseAlloc is designed for retail investors. It focuses on investors with exposure to both equities and Crypto. These investors may find fund comparison difficult. They may also struggle to understand their actual risk level. They may not know when market conditions support a portfolio change. PulseAlloc combines fund comparison, portfolio construction, adaptive risk control, sentiment analysis, and transaction-cost information in one process.</w:t>
+      <w:r>
+        <w:rPr>
+          <w:rFonts w:ascii="Times New Roman" w:eastAsia="Times New Roman" w:hAnsi="Times New Roman" w:cs="Times New Roman"/>
+          <w:kern w:val="0"/>
+        </w:rPr>
+        <w:t>Consider an investor with a relatively Conservative preference. The journey starts in Explore Funds. The investor compares Combined Minimum Variance, Combined Maximum Sharpe, and Combined Minimum CVaR. Over the selected one-year period, Combined Minimum Variance has a 1.41% return. Its volatility is 10.66%. Its Sharpe ratio is 0.13. Its maximum drawdown is −10.03%. The app also shows Growth of $1. It also shows risk-return charts. This helps the investor avoid a return-only decision. The investor can judge the extra return. The investor can also judge the extra risk.</w:t>
       </w:r>
     </w:p>
     <w:p>
@@ -3826,7 +3824,7 @@
           <w:rFonts w:ascii="Times New Roman" w:eastAsia="Times New Roman" w:hAnsi="Times New Roman" w:cs="Times New Roman"/>
           <w:kern w:val="0"/>
         </w:rPr>
-        <w:t>Consider an investor with a relatively Conservative preference. The journey starts in Explore Funds. The investor compares Combined Minimum Variance, Combined Maximum Sharpe, and Combined Minimum CVaR. Over the selected one-year period, Combined Minimum Variance has a 1.41% return. Its volatility is 10.66%. Its Sharpe ratio is 0.13. Its maximum drawdown is −10.03%. The app also shows Growth of $1. It also shows risk-return charts. This helps the investor avoid a return-only decision. The investor can judge the extra return. The investor can also judge the extra risk.</w:t>
+        <w:t>The investor then moves to Build Portfolio. In this example, three Equity funds receive equal weights. The portfolio has a 5.47% annualised return. Its volatility is 10.78%. Its Sharpe ratio is 0.51. Its maximum drawdown is −9.25%.</w:t>
       </w:r>
     </w:p>
     <w:p>
@@ -3843,7 +3841,23 @@
           <w:rFonts w:ascii="Times New Roman" w:eastAsia="Times New Roman" w:hAnsi="Times New Roman" w:cs="Times New Roman"/>
           <w:kern w:val="0"/>
         </w:rPr>
-        <w:t>The investor then moves to Build Portfolio. In this example, three Equity funds receive equal weights. The portfolio has a 5.47% annualised return. Its volatility is 10.78%. Its Sharpe ratio is 0.51. Its maximum drawdown is −9.25%.</w:t>
+        <w:t xml:space="preserve">The user selects a </w:t>
+      </w:r>
+      <w:proofErr w:type="gramStart"/>
+      <w:r>
+        <w:rPr>
+          <w:rFonts w:ascii="Times New Roman" w:eastAsia="Times New Roman" w:hAnsi="Times New Roman" w:cs="Times New Roman"/>
+          <w:kern w:val="0"/>
+        </w:rPr>
+        <w:t>Balanced</w:t>
+      </w:r>
+      <w:proofErr w:type="gramEnd"/>
+      <w:r>
+        <w:rPr>
+          <w:rFonts w:ascii="Times New Roman" w:eastAsia="Times New Roman" w:hAnsi="Times New Roman" w:cs="Times New Roman"/>
+          <w:kern w:val="0"/>
+        </w:rPr>
+        <w:t xml:space="preserve"> profile. PulseAlloc identifies the portfolio as Conservative-leaning. This helps the investor compare the selected profile with the actual portfolio risk. It also shows a possible mismatch between the risk label and the real portfolio.</w:t>
       </w:r>
     </w:p>
     <w:p>
@@ -3860,7 +3874,92 @@
           <w:rFonts w:ascii="Times New Roman" w:eastAsia="Times New Roman" w:hAnsi="Times New Roman" w:cs="Times New Roman"/>
           <w:kern w:val="0"/>
         </w:rPr>
-        <w:t xml:space="preserve">The user selects a </w:t>
+        <w:t>Next, Adaptive Allocation checks the Crypto exposure. The system uses downside risk to adjust the allocation. The Balanced profile starts with a 20% Crypto Budget. The selected date shows a Crypto Risk Score of 3.7/100. Downside risk is 3.27%. The risk scaler remains at 1.00×. The final Adaptive Crypto Target is 19.99%.</w:t>
+      </w:r>
+    </w:p>
+    <w:p>
+      <w:pPr>
+        <w:spacing w:before="100" w:beforeAutospacing="1" w:after="100" w:afterAutospacing="1" w:line="240" w:lineRule="auto"/>
+        <w:outlineLvl w:val="2"/>
+        <w:rPr>
+          <w:rFonts w:ascii="Times New Roman" w:eastAsia="Times New Roman" w:hAnsi="Times New Roman" w:cs="Times New Roman"/>
+          <w:kern w:val="0"/>
+        </w:rPr>
+      </w:pPr>
+      <w:r>
+        <w:rPr>
+          <w:rFonts w:ascii="Times New Roman" w:eastAsia="Times New Roman" w:hAnsi="Times New Roman" w:cs="Times New Roman"/>
+          <w:kern w:val="0"/>
+        </w:rPr>
+        <w:t>This result shows that the system does not always change the allocation. It avoids unnecessary trading during low-risk periods. Historical results also show a clear trade-off. Adaptive volatility falls from 20.62% to 17.47%. Maximum drawdown improves from −30.67% to −27.21%. Realised 95% CVaR improves from −3.07% to −2.56%. However, return also falls. The investor can clearly see the cost of downside protection.</w:t>
+      </w:r>
+    </w:p>
+    <w:p>
+      <w:pPr>
+        <w:spacing w:before="100" w:beforeAutospacing="1" w:after="100" w:afterAutospacing="1" w:line="240" w:lineRule="auto"/>
+        <w:outlineLvl w:val="2"/>
+        <w:rPr>
+          <w:rFonts w:ascii="Times New Roman" w:eastAsia="Times New Roman" w:hAnsi="Times New Roman" w:cs="Times New Roman"/>
+          <w:kern w:val="0"/>
+        </w:rPr>
+      </w:pPr>
+      <w:r>
+        <w:rPr>
+          <w:rFonts w:ascii="Times New Roman" w:eastAsia="Times New Roman" w:hAnsi="Times New Roman" w:cs="Times New Roman"/>
+          <w:kern w:val="0"/>
+        </w:rPr>
+        <w:t>Finally, Sentiment Signals provides more information for Equity decisions. For WMT, relative sentiment is +0.028. Signal strength is +0.7σ. Tail risk is low at the 4th percentile. The risk scaler is 1.23×. The final action is an Underweight of −15.5 percentage points.</w:t>
+      </w:r>
+    </w:p>
+    <w:p>
+      <w:pPr>
+        <w:spacing w:before="100" w:beforeAutospacing="1" w:after="100" w:afterAutospacing="1" w:line="240" w:lineRule="auto"/>
+        <w:outlineLvl w:val="2"/>
+        <w:rPr>
+          <w:rFonts w:ascii="Times New Roman" w:eastAsia="Times New Roman" w:hAnsi="Times New Roman" w:cs="Times New Roman"/>
+          <w:kern w:val="0"/>
+        </w:rPr>
+      </w:pPr>
+      <w:r>
+        <w:rPr>
+          <w:rFonts w:ascii="Times New Roman" w:eastAsia="Times New Roman" w:hAnsi="Times New Roman" w:cs="Times New Roman"/>
+          <w:kern w:val="0"/>
+        </w:rPr>
+        <w:t>The app shows sentiment information. It also shows tail risk. This helps the investor avoid a decision based only on positive news. The investor can check the signal strength. The investor can also check the risk level. These results help the investor judge the portfolio action.</w:t>
+      </w:r>
+    </w:p>
+    <w:p>
+      <w:pPr>
+        <w:spacing w:before="100" w:beforeAutospacing="1" w:after="100" w:afterAutospacing="1" w:line="240" w:lineRule="auto"/>
+        <w:outlineLvl w:val="2"/>
+        <w:rPr>
+          <w:rFonts w:ascii="Times New Roman" w:eastAsia="Times New Roman" w:hAnsi="Times New Roman" w:cs="Times New Roman"/>
+          <w:kern w:val="0"/>
+        </w:rPr>
+      </w:pPr>
+      <w:r>
+        <w:rPr>
+          <w:rFonts w:ascii="Times New Roman" w:eastAsia="Times New Roman" w:hAnsi="Times New Roman" w:cs="Times New Roman"/>
+          <w:kern w:val="0"/>
+        </w:rPr>
+        <w:t>The app also shows performance after transaction costs. At 25 bps, the Final Strategy has a Sharpe ratio of 0.524. Base Minimum Variance has a Sharpe ratio of 0.394. The Naive Sentiment Tilt has a Sharpe ratio of 0.393. This helps the investor check the value of the strategy after trading costs.</w:t>
+      </w:r>
+    </w:p>
+    <w:p>
+      <w:pPr>
+        <w:spacing w:before="100" w:beforeAutospacing="1" w:after="100" w:afterAutospacing="1" w:line="240" w:lineRule="auto"/>
+        <w:outlineLvl w:val="2"/>
+        <w:rPr>
+          <w:rFonts w:ascii="Times New Roman" w:eastAsia="Times New Roman" w:hAnsi="Times New Roman" w:cs="Times New Roman"/>
+          <w:kern w:val="0"/>
+        </w:rPr>
+      </w:pPr>
+      <w:r>
+        <w:rPr>
+          <w:rFonts w:ascii="Times New Roman" w:eastAsia="Times New Roman" w:hAnsi="Times New Roman" w:cs="Times New Roman"/>
+          <w:kern w:val="0"/>
+        </w:rPr>
+        <w:t xml:space="preserve">Overall, PulseAlloc helps the investor understand the main portfolio decisions. It shows suitable funds for different risk-return preferences. It shows the difference between the selected profile and the actual portfolio risk. It shows possible changes in Crypto exposure. It also shows the value of sentiment after risk controls and trading costs. The main value is simple. The investor can understand the trade-off before </w:t>
       </w:r>
       <w:proofErr w:type="gramStart"/>
       <w:r>
@@ -3868,7 +3967,7 @@
           <w:rFonts w:ascii="Times New Roman" w:eastAsia="Times New Roman" w:hAnsi="Times New Roman" w:cs="Times New Roman"/>
           <w:kern w:val="0"/>
         </w:rPr>
-        <w:t>Balanced</w:t>
+        <w:t>making a decision</w:t>
       </w:r>
       <w:proofErr w:type="gramEnd"/>
       <w:r>
@@ -3876,7 +3975,7 @@
           <w:rFonts w:ascii="Times New Roman" w:eastAsia="Times New Roman" w:hAnsi="Times New Roman" w:cs="Times New Roman"/>
           <w:kern w:val="0"/>
         </w:rPr>
-        <w:t xml:space="preserve"> profile. PulseAlloc identifies the portfolio as Conservative-leaning. This helps the investor compare the selected profile with the actual portfolio risk. It also shows a possible mismatch between the risk label and the real portfolio.</w:t>
+        <w:t>.</w:t>
       </w:r>
     </w:p>
     <w:p>
@@ -3885,15 +3984,22 @@
         <w:outlineLvl w:val="2"/>
         <w:rPr>
           <w:rFonts w:ascii="Times New Roman" w:eastAsia="Times New Roman" w:hAnsi="Times New Roman" w:cs="Times New Roman"/>
-          <w:kern w:val="0"/>
-        </w:rPr>
-      </w:pPr>
-      <w:r>
-        <w:rPr>
-          <w:rFonts w:ascii="Times New Roman" w:eastAsia="Times New Roman" w:hAnsi="Times New Roman" w:cs="Times New Roman"/>
-          <w:kern w:val="0"/>
-        </w:rPr>
-        <w:t>Next, Adaptive Allocation checks the Crypto exposure. The system uses downside risk to adjust the allocation. The Balanced profile starts with a 20% Crypto Budget. The selected date shows a Crypto Risk Score of 3.7/100. Downside risk is 3.27%. The risk scaler remains at 1.00×. The final Adaptive Crypto Target is 19.99%.</w:t>
+          <w:b/>
+          <w:bCs/>
+          <w:kern w:val="0"/>
+          <w14:ligatures w14:val="none"/>
+        </w:rPr>
+      </w:pPr>
+      <w:r>
+        <w:rPr>
+          <w:rFonts w:ascii="Times New Roman" w:eastAsia="Times New Roman" w:hAnsi="Times New Roman" w:cs="Times New Roman"/>
+          <w:b/>
+          <w:bCs/>
+          <w:kern w:val="0"/>
+          <w14:ligatures w14:val="none"/>
+        </w:rPr>
+        <w:lastRenderedPageBreak/>
+        <w:t xml:space="preserve">6 Recommendation </w:t>
       </w:r>
     </w:p>
     <w:p>
@@ -3902,17 +4008,60 @@
         <w:outlineLvl w:val="2"/>
         <w:rPr>
           <w:rFonts w:ascii="Times New Roman" w:eastAsia="Times New Roman" w:hAnsi="Times New Roman" w:cs="Times New Roman"/>
-          <w:kern w:val="0"/>
-        </w:rPr>
-      </w:pPr>
-      <w:r>
-        <w:rPr>
-          <w:rFonts w:ascii="Times New Roman" w:eastAsia="Times New Roman" w:hAnsi="Times New Roman" w:cs="Times New Roman"/>
-          <w:kern w:val="0"/>
-        </w:rPr>
-        <w:t>This result shows that the system does not always change the allocation. It avoids unnecessary trading during low-risk periods. Historical results also show a clear trade-off. Adaptive volatility falls from 20.62% to 17.47%. Maximum drawdown improves from −30.67% to −27.21%. Realised 95% CVaR improves from −3.07% to −2.56%. However, return also falls. The investor can clearly see the cost of downside protection.</w:t>
-      </w:r>
-    </w:p>
+          <w:b/>
+          <w:bCs/>
+          <w:kern w:val="0"/>
+        </w:rPr>
+      </w:pPr>
+      <w:r>
+        <w:rPr>
+          <w:rFonts w:ascii="Times New Roman" w:eastAsia="Times New Roman" w:hAnsi="Times New Roman" w:cs="Times New Roman"/>
+          <w:b/>
+          <w:bCs/>
+          <w:kern w:val="0"/>
+        </w:rPr>
+        <w:t>6.1</w:t>
+      </w:r>
+      <w:proofErr w:type="gramStart"/>
+      <w:r>
+        <w:rPr>
+          <w:rFonts w:ascii="Times New Roman" w:eastAsia="Times New Roman" w:hAnsi="Times New Roman" w:cs="Times New Roman"/>
+          <w:b/>
+          <w:bCs/>
+          <w:kern w:val="0"/>
+        </w:rPr>
+        <w:t>Recommendatio</w:t>
+      </w:r>
+      <w:r>
+        <w:rPr>
+          <w:rFonts w:ascii="Times New Roman" w:eastAsia="Times New Roman" w:hAnsi="Times New Roman" w:cs="Times New Roman"/>
+          <w:b/>
+          <w:bCs/>
+          <w:kern w:val="0"/>
+        </w:rPr>
+        <w:t xml:space="preserve">n </w:t>
+      </w:r>
+      <w:r>
+        <w:rPr>
+          <w:rFonts w:ascii="Times New Roman" w:eastAsia="Times New Roman" w:hAnsi="Times New Roman" w:cs="Times New Roman"/>
+          <w:b/>
+          <w:bCs/>
+          <w:kern w:val="0"/>
+        </w:rPr>
+        <w:t>:</w:t>
+      </w:r>
+      <w:proofErr w:type="gramEnd"/>
+      <w:r>
+        <w:rPr>
+          <w:rFonts w:ascii="Times New Roman" w:eastAsia="Times New Roman" w:hAnsi="Times New Roman" w:cs="Times New Roman"/>
+          <w:b/>
+          <w:bCs/>
+          <w:kern w:val="0"/>
+        </w:rPr>
+        <w:t xml:space="preserve"> Move from Profile-Based to Investor-Specific Personalisation</w:t>
+      </w:r>
+    </w:p>
+    <w:bookmarkEnd w:id="5"/>
     <w:p>
       <w:pPr>
         <w:spacing w:before="100" w:beforeAutospacing="1" w:after="100" w:afterAutospacing="1" w:line="240" w:lineRule="auto"/>
@@ -3927,7 +4076,23 @@
           <w:rFonts w:ascii="Times New Roman" w:eastAsia="Times New Roman" w:hAnsi="Times New Roman" w:cs="Times New Roman"/>
           <w:kern w:val="0"/>
         </w:rPr>
-        <w:t>Finally, Sentiment Signals provides more information for Equity decisions. For WMT, relative sentiment is +0.028. Signal strength is +0.7σ. Tail risk is low at the 4th percentile. The risk scaler is 1.23×. The final action is an Underweight of −15.5 percentage points.</w:t>
+        <w:t xml:space="preserve">There are three profiles categorised by PulseAlloc users: Conservative, Balanced and Growth. Every profile has a particular Crypto Budget range. This already brings about meaningful differences in exposure. The average adaptive Crypto Budgets are approximately 6.03%, 14.16% and 22.37% for the three profiles. </w:t>
+      </w:r>
+      <w:proofErr w:type="gramStart"/>
+      <w:r>
+        <w:rPr>
+          <w:rFonts w:ascii="Times New Roman" w:eastAsia="Times New Roman" w:hAnsi="Times New Roman" w:cs="Times New Roman"/>
+          <w:kern w:val="0"/>
+        </w:rPr>
+        <w:t>But,</w:t>
+      </w:r>
+      <w:proofErr w:type="gramEnd"/>
+      <w:r>
+        <w:rPr>
+          <w:rFonts w:ascii="Times New Roman" w:eastAsia="Times New Roman" w:hAnsi="Times New Roman" w:cs="Times New Roman"/>
+          <w:kern w:val="0"/>
+        </w:rPr>
+        <w:t xml:space="preserve"> two investors with the same profile can have very different financial situations.</w:t>
       </w:r>
     </w:p>
     <w:p>
@@ -3944,7 +4109,23 @@
           <w:rFonts w:ascii="Times New Roman" w:eastAsia="Times New Roman" w:hAnsi="Times New Roman" w:cs="Times New Roman"/>
           <w:kern w:val="0"/>
         </w:rPr>
-        <w:t>The app shows sentiment information. It also shows tail risk. This helps the investor avoid a decision based only on positive news. The investor can check the signal strength. The investor can also check the risk level. These results help the investor judge the portfolio action.</w:t>
+        <w:t xml:space="preserve">For instance, if two users both select Balanced then they are both placed in the same profile. An Investor A might be 25 years old, with a steady income, investing for 10 years and be willing to take a 20% loss for </w:t>
+      </w:r>
+      <w:proofErr w:type="gramStart"/>
+      <w:r>
+        <w:rPr>
+          <w:rFonts w:ascii="Times New Roman" w:eastAsia="Times New Roman" w:hAnsi="Times New Roman" w:cs="Times New Roman"/>
+          <w:kern w:val="0"/>
+        </w:rPr>
+        <w:t>a period of time</w:t>
+      </w:r>
+      <w:proofErr w:type="gramEnd"/>
+      <w:r>
+        <w:rPr>
+          <w:rFonts w:ascii="Times New Roman" w:eastAsia="Times New Roman" w:hAnsi="Times New Roman" w:cs="Times New Roman"/>
+          <w:kern w:val="0"/>
+        </w:rPr>
+        <w:t>. Investor B might need the cash for a house deposit in 3 years and might only be prepared to lose a small amount. In the current design, the same Balanced Crypto range is used by both investors, although Investor B might require a significantly lower Crypto exposure.</w:t>
       </w:r>
     </w:p>
     <w:p>
@@ -3961,7 +4142,23 @@
           <w:rFonts w:ascii="Times New Roman" w:eastAsia="Times New Roman" w:hAnsi="Times New Roman" w:cs="Times New Roman"/>
           <w:kern w:val="0"/>
         </w:rPr>
-        <w:t>The app also shows performance after transaction costs. At 25 bps, the Final Strategy has a Sharpe ratio of 0.524. Base Minimum Variance has a Sharpe ratio of 0.394. The Naive Sentiment Tilt has a Sharpe ratio of 0.393. This helps the investor check the value of the strategy after trading costs.</w:t>
+        <w:t xml:space="preserve">In the future, it could gather additional information. This information could cover investment horizon. It could also cover loss tolerance. Liquidity requirements could be included. Investment experience could also be included. It could then establish a personal Crypto range initially. For instance, Investor A can get 12% to 20% and Investor B can get 5% to 10%. The Adaptive Risk Score could then </w:t>
+      </w:r>
+      <w:proofErr w:type="gramStart"/>
+      <w:r>
+        <w:rPr>
+          <w:rFonts w:ascii="Times New Roman" w:eastAsia="Times New Roman" w:hAnsi="Times New Roman" w:cs="Times New Roman"/>
+          <w:kern w:val="0"/>
+        </w:rPr>
+        <w:t>make adjustments to</w:t>
+      </w:r>
+      <w:proofErr w:type="gramEnd"/>
+      <w:r>
+        <w:rPr>
+          <w:rFonts w:ascii="Times New Roman" w:eastAsia="Times New Roman" w:hAnsi="Times New Roman" w:cs="Times New Roman"/>
+          <w:kern w:val="0"/>
+        </w:rPr>
+        <w:t xml:space="preserve"> the allocation within each personal range.</w:t>
       </w:r>
     </w:p>
     <w:p>
@@ -3978,394 +4175,171 @@
           <w:rFonts w:ascii="Times New Roman" w:eastAsia="Times New Roman" w:hAnsi="Times New Roman" w:cs="Times New Roman"/>
           <w:kern w:val="0"/>
         </w:rPr>
+        <w:t>This would shift the personalisation away from group-based personalisation and towards investor-specific personalisation, and the allocation towards both market risk and the investor's own ability to take risk.</w:t>
+      </w:r>
+    </w:p>
+    <w:p>
+      <w:pPr>
+        <w:spacing w:before="100" w:beforeAutospacing="1" w:after="100" w:afterAutospacing="1" w:line="240" w:lineRule="auto"/>
+        <w:outlineLvl w:val="2"/>
+        <w:rPr>
+          <w:rFonts w:ascii="Times New Roman" w:eastAsia="Times New Roman" w:hAnsi="Times New Roman" w:cs="Times New Roman"/>
+          <w:b/>
+          <w:bCs/>
+          <w:kern w:val="0"/>
+        </w:rPr>
+      </w:pPr>
+      <w:r>
+        <w:rPr>
+          <w:rFonts w:ascii="Times New Roman" w:eastAsia="Times New Roman" w:hAnsi="Times New Roman" w:cs="Times New Roman"/>
+          <w:b/>
+          <w:bCs/>
+          <w:kern w:val="0"/>
+        </w:rPr>
+        <w:t xml:space="preserve">6.2 </w:t>
+      </w:r>
+      <w:proofErr w:type="gramStart"/>
+      <w:r>
+        <w:rPr>
+          <w:rFonts w:ascii="Times New Roman" w:eastAsia="Times New Roman" w:hAnsi="Times New Roman" w:cs="Times New Roman"/>
+          <w:b/>
+          <w:bCs/>
+          <w:kern w:val="0"/>
+        </w:rPr>
+        <w:t>Recommendation :</w:t>
+      </w:r>
+      <w:proofErr w:type="gramEnd"/>
+      <w:r>
+        <w:rPr>
+          <w:rFonts w:ascii="Times New Roman" w:eastAsia="Times New Roman" w:hAnsi="Times New Roman" w:cs="Times New Roman"/>
+          <w:b/>
+          <w:bCs/>
+          <w:kern w:val="0"/>
+        </w:rPr>
+        <w:t xml:space="preserve"> Distinguish Temporary Risk Shocks from Persistent Risk Deterioration</w:t>
+      </w:r>
+    </w:p>
+    <w:p>
+      <w:pPr>
+        <w:spacing w:before="100" w:beforeAutospacing="1" w:after="100" w:afterAutospacing="1" w:line="240" w:lineRule="auto"/>
+        <w:outlineLvl w:val="2"/>
+        <w:rPr>
+          <w:rFonts w:ascii="Times New Roman" w:eastAsia="Times New Roman" w:hAnsi="Times New Roman" w:cs="Times New Roman"/>
+          <w:kern w:val="0"/>
+        </w:rPr>
+      </w:pPr>
+      <w:r>
+        <w:rPr>
+          <w:rFonts w:ascii="Times New Roman" w:eastAsia="Times New Roman" w:hAnsi="Times New Roman" w:cs="Times New Roman"/>
+          <w:kern w:val="0"/>
+        </w:rPr>
+        <w:t>The current Adaptive Allocation reacts to the changes in the Crypto Risk Score. This helps the portfolio to respond to deteriorating risk; however, if the risk increases significantly, it could just be a short-term market event.</w:t>
+      </w:r>
+      <w:r>
+        <w:rPr>
+          <w:rFonts w:ascii="Times New Roman" w:eastAsia="Times New Roman" w:hAnsi="Times New Roman" w:cs="Times New Roman"/>
+          <w:kern w:val="0"/>
+        </w:rPr>
+        <w:t xml:space="preserve"> </w:t>
+      </w:r>
+    </w:p>
+    <w:p>
+      <w:pPr>
+        <w:spacing w:before="100" w:beforeAutospacing="1" w:after="100" w:afterAutospacing="1" w:line="240" w:lineRule="auto"/>
+        <w:outlineLvl w:val="2"/>
+        <w:rPr>
+          <w:rFonts w:ascii="Times New Roman" w:eastAsia="Times New Roman" w:hAnsi="Times New Roman" w:cs="Times New Roman"/>
+          <w:kern w:val="0"/>
+        </w:rPr>
+      </w:pPr>
+      <w:r>
+        <w:rPr>
+          <w:rFonts w:ascii="Times New Roman" w:eastAsia="Times New Roman" w:hAnsi="Times New Roman" w:cs="Times New Roman"/>
+          <w:kern w:val="0"/>
+        </w:rPr>
+        <w:t xml:space="preserve">For instance, if the Crypto Risk Score is at 30 and there is some negative news, it may jump to 75. However, the market may stabilise rapidly. The score may then drop again. This may be just a temporary spike. This can generate unnecessary turnover and transaction costs if PulseAlloc reduces the exposure to Crypto </w:t>
+      </w:r>
+      <w:proofErr w:type="gramStart"/>
+      <w:r>
+        <w:rPr>
+          <w:rFonts w:ascii="Times New Roman" w:eastAsia="Times New Roman" w:hAnsi="Times New Roman" w:cs="Times New Roman"/>
+          <w:kern w:val="0"/>
+        </w:rPr>
+        <w:t>immediately, and</w:t>
+      </w:r>
+      <w:proofErr w:type="gramEnd"/>
+      <w:r>
+        <w:rPr>
+          <w:rFonts w:ascii="Times New Roman" w:eastAsia="Times New Roman" w:hAnsi="Times New Roman" w:cs="Times New Roman"/>
+          <w:kern w:val="0"/>
+        </w:rPr>
+        <w:t xml:space="preserve"> then increases it again shortly after.</w:t>
+      </w:r>
+      <w:r>
+        <w:rPr>
+          <w:rFonts w:ascii="Times New Roman" w:eastAsia="Times New Roman" w:hAnsi="Times New Roman" w:cs="Times New Roman"/>
+          <w:kern w:val="0"/>
+        </w:rPr>
+        <w:t xml:space="preserve"> </w:t>
+      </w:r>
+      <w:r>
+        <w:rPr>
+          <w:rFonts w:ascii="Times New Roman" w:eastAsia="Times New Roman" w:hAnsi="Times New Roman" w:cs="Times New Roman"/>
+          <w:kern w:val="0"/>
+        </w:rPr>
+        <w:t>A better signal would be a Risk Score remaining above 70 for multiple periods and downside risk continuing to deteriorate. If so, a greater decrease in Crypto exposure would be more justified.</w:t>
+      </w:r>
+      <w:r>
+        <w:rPr>
+          <w:rFonts w:ascii="Times New Roman" w:eastAsia="Times New Roman" w:hAnsi="Times New Roman" w:cs="Times New Roman"/>
+          <w:kern w:val="0"/>
+        </w:rPr>
+        <w:t xml:space="preserve"> </w:t>
+      </w:r>
+      <w:r>
+        <w:rPr>
+          <w:rFonts w:ascii="Times New Roman" w:eastAsia="Times New Roman" w:hAnsi="Times New Roman" w:cs="Times New Roman"/>
+          <w:kern w:val="0"/>
+        </w:rPr>
+        <w:t>An extension that could be made practical is to include a persistence check. It can take just one period for the Risk Score to trigger a small adjustment. A larger adjustment could require the Risk Score to remain high for several periods. The system could also confirm the change. It could use other risk indicators. These indicators may include rising volatility. They may also include a deeper drawdown.</w:t>
+      </w:r>
+    </w:p>
+    <w:p>
+      <w:pPr>
+        <w:spacing w:before="100" w:beforeAutospacing="1" w:after="100" w:afterAutospacing="1" w:line="240" w:lineRule="auto"/>
+        <w:outlineLvl w:val="2"/>
+        <w:rPr>
+          <w:rFonts w:ascii="Times New Roman" w:eastAsia="Times New Roman" w:hAnsi="Times New Roman" w:cs="Times New Roman"/>
+          <w:kern w:val="0"/>
+        </w:rPr>
+      </w:pPr>
+      <w:r>
+        <w:rPr>
+          <w:rFonts w:ascii="Times New Roman" w:eastAsia="Times New Roman" w:hAnsi="Times New Roman" w:cs="Times New Roman"/>
+          <w:kern w:val="0"/>
+        </w:rPr>
+        <w:t>This would help PulseAlloc separate temporary market noise from persistent risk deterioration. It could also reduce unnecessary trading. The system could still make a strong response when risk remains high.</w:t>
+      </w:r>
+    </w:p>
+    <w:p>
+      <w:pPr>
+        <w:spacing w:before="100" w:beforeAutospacing="1" w:after="100" w:afterAutospacing="1" w:line="240" w:lineRule="auto"/>
+        <w:outlineLvl w:val="2"/>
+        <w:rPr>
+          <w:rFonts w:ascii="Times New Roman" w:eastAsia="Times New Roman" w:hAnsi="Times New Roman" w:cs="Times New Roman"/>
+          <w:b/>
+          <w:bCs/>
+          <w:kern w:val="0"/>
+        </w:rPr>
+      </w:pPr>
+      <w:r>
+        <w:rPr>
+          <w:rFonts w:ascii="Times New Roman" w:eastAsia="Times New Roman" w:hAnsi="Times New Roman" w:cs="Times New Roman"/>
+          <w:b/>
+          <w:bCs/>
+          <w:kern w:val="0"/>
+        </w:rPr>
         <w:lastRenderedPageBreak/>
-        <w:t xml:space="preserve">Overall, PulseAlloc helps the investor understand the main portfolio decisions. It shows suitable funds for different risk-return preferences. It shows the difference between the selected profile and the actual portfolio risk. It shows possible changes in Crypto exposure. It also shows the value of sentiment after risk controls and trading costs. The main value is simple. The investor can understand the trade-off before </w:t>
-      </w:r>
-      <w:proofErr w:type="gramStart"/>
-      <w:r>
-        <w:rPr>
-          <w:rFonts w:ascii="Times New Roman" w:eastAsia="Times New Roman" w:hAnsi="Times New Roman" w:cs="Times New Roman"/>
-          <w:kern w:val="0"/>
-        </w:rPr>
-        <w:t>making a decision</w:t>
-      </w:r>
-      <w:proofErr w:type="gramEnd"/>
-      <w:r>
-        <w:rPr>
-          <w:rFonts w:ascii="Times New Roman" w:eastAsia="Times New Roman" w:hAnsi="Times New Roman" w:cs="Times New Roman"/>
-          <w:kern w:val="0"/>
-        </w:rPr>
-        <w:t>.</w:t>
-      </w:r>
-    </w:p>
-    <w:p>
-      <w:pPr>
-        <w:spacing w:before="100" w:beforeAutospacing="1" w:after="100" w:afterAutospacing="1" w:line="240" w:lineRule="auto"/>
-        <w:outlineLvl w:val="2"/>
-        <w:rPr>
-          <w:rFonts w:ascii="Times New Roman" w:eastAsia="Times New Roman" w:hAnsi="Times New Roman" w:cs="Times New Roman"/>
-          <w:b/>
-          <w:bCs/>
-          <w:kern w:val="0"/>
-          <w14:ligatures w14:val="none"/>
-        </w:rPr>
-      </w:pPr>
-      <w:r>
-        <w:rPr>
-          <w:rFonts w:ascii="Times New Roman" w:eastAsia="Times New Roman" w:hAnsi="Times New Roman" w:cs="Times New Roman"/>
-          <w:b/>
-          <w:bCs/>
-          <w:kern w:val="0"/>
-          <w14:ligatures w14:val="none"/>
-        </w:rPr>
-        <w:t xml:space="preserve">6 Recommendation </w:t>
-      </w:r>
-    </w:p>
-    <w:p>
-      <w:pPr>
-        <w:spacing w:before="100" w:beforeAutospacing="1" w:after="100" w:afterAutospacing="1" w:line="240" w:lineRule="auto"/>
-        <w:outlineLvl w:val="2"/>
-        <w:rPr>
-          <w:rFonts w:ascii="Times New Roman" w:eastAsia="Times New Roman" w:hAnsi="Times New Roman" w:cs="Times New Roman"/>
-          <w:b/>
-          <w:bCs/>
-          <w:kern w:val="0"/>
-        </w:rPr>
-      </w:pPr>
-      <w:r>
-        <w:rPr>
-          <w:rFonts w:ascii="Times New Roman" w:eastAsia="Times New Roman" w:hAnsi="Times New Roman" w:cs="Times New Roman"/>
-          <w:b/>
-          <w:bCs/>
-          <w:kern w:val="0"/>
-        </w:rPr>
-        <w:t>6.1</w:t>
-      </w:r>
-      <w:proofErr w:type="gramStart"/>
-      <w:r>
-        <w:rPr>
-          <w:rFonts w:ascii="Times New Roman" w:eastAsia="Times New Roman" w:hAnsi="Times New Roman" w:cs="Times New Roman"/>
-          <w:b/>
-          <w:bCs/>
-          <w:kern w:val="0"/>
-        </w:rPr>
-        <w:t>Recommendatio</w:t>
-      </w:r>
-      <w:r>
-        <w:rPr>
-          <w:rFonts w:ascii="Times New Roman" w:eastAsia="Times New Roman" w:hAnsi="Times New Roman" w:cs="Times New Roman"/>
-          <w:b/>
-          <w:bCs/>
-          <w:kern w:val="0"/>
-        </w:rPr>
-        <w:t xml:space="preserve">n </w:t>
-      </w:r>
-      <w:r>
-        <w:rPr>
-          <w:rFonts w:ascii="Times New Roman" w:eastAsia="Times New Roman" w:hAnsi="Times New Roman" w:cs="Times New Roman"/>
-          <w:b/>
-          <w:bCs/>
-          <w:kern w:val="0"/>
-        </w:rPr>
-        <w:t>:</w:t>
-      </w:r>
-      <w:proofErr w:type="gramEnd"/>
-      <w:r>
-        <w:rPr>
-          <w:rFonts w:ascii="Times New Roman" w:eastAsia="Times New Roman" w:hAnsi="Times New Roman" w:cs="Times New Roman"/>
-          <w:b/>
-          <w:bCs/>
-          <w:kern w:val="0"/>
-        </w:rPr>
-        <w:t xml:space="preserve"> Move from Profile-Based to Investor-Specific Personalisation</w:t>
-      </w:r>
-    </w:p>
-    <w:bookmarkEnd w:id="5"/>
-    <w:p>
-      <w:pPr>
-        <w:spacing w:before="100" w:beforeAutospacing="1" w:after="100" w:afterAutospacing="1" w:line="240" w:lineRule="auto"/>
-        <w:outlineLvl w:val="2"/>
-        <w:rPr>
-          <w:rFonts w:ascii="Times New Roman" w:eastAsia="Times New Roman" w:hAnsi="Times New Roman" w:cs="Times New Roman"/>
-          <w:kern w:val="0"/>
-        </w:rPr>
-      </w:pPr>
-      <w:r>
-        <w:rPr>
-          <w:rFonts w:ascii="Times New Roman" w:eastAsia="Times New Roman" w:hAnsi="Times New Roman" w:cs="Times New Roman"/>
-          <w:kern w:val="0"/>
-        </w:rPr>
-        <w:t xml:space="preserve">There are three profiles categorised by PulseAlloc users: Conservative, Balanced and Growth. Every profile has a particular Crypto Budget range. This already brings about meaningful differences in exposure. The average adaptive Crypto Budgets are approximately 6.03%, 14.16% and 22.37% for the three profiles. </w:t>
-      </w:r>
-      <w:proofErr w:type="gramStart"/>
-      <w:r>
-        <w:rPr>
-          <w:rFonts w:ascii="Times New Roman" w:eastAsia="Times New Roman" w:hAnsi="Times New Roman" w:cs="Times New Roman"/>
-          <w:kern w:val="0"/>
-        </w:rPr>
-        <w:t>But,</w:t>
-      </w:r>
-      <w:proofErr w:type="gramEnd"/>
-      <w:r>
-        <w:rPr>
-          <w:rFonts w:ascii="Times New Roman" w:eastAsia="Times New Roman" w:hAnsi="Times New Roman" w:cs="Times New Roman"/>
-          <w:kern w:val="0"/>
-        </w:rPr>
-        <w:t xml:space="preserve"> two investors with the same profile can have very different financial situations.</w:t>
-      </w:r>
-    </w:p>
-    <w:p>
-      <w:pPr>
-        <w:spacing w:before="100" w:beforeAutospacing="1" w:after="100" w:afterAutospacing="1" w:line="240" w:lineRule="auto"/>
-        <w:outlineLvl w:val="2"/>
-        <w:rPr>
-          <w:rFonts w:ascii="Times New Roman" w:eastAsia="Times New Roman" w:hAnsi="Times New Roman" w:cs="Times New Roman"/>
-          <w:kern w:val="0"/>
-        </w:rPr>
-      </w:pPr>
-      <w:r>
-        <w:rPr>
-          <w:rFonts w:ascii="Times New Roman" w:eastAsia="Times New Roman" w:hAnsi="Times New Roman" w:cs="Times New Roman"/>
-          <w:kern w:val="0"/>
-        </w:rPr>
-        <w:t xml:space="preserve">For instance, if two users both select Balanced then they are both placed in the same profile. An Investor A might be 25 years old, with a steady income, investing for 10 years and be willing to take a 20% loss for </w:t>
-      </w:r>
-      <w:proofErr w:type="gramStart"/>
-      <w:r>
-        <w:rPr>
-          <w:rFonts w:ascii="Times New Roman" w:eastAsia="Times New Roman" w:hAnsi="Times New Roman" w:cs="Times New Roman"/>
-          <w:kern w:val="0"/>
-        </w:rPr>
-        <w:t>a period of time</w:t>
-      </w:r>
-      <w:proofErr w:type="gramEnd"/>
-      <w:r>
-        <w:rPr>
-          <w:rFonts w:ascii="Times New Roman" w:eastAsia="Times New Roman" w:hAnsi="Times New Roman" w:cs="Times New Roman"/>
-          <w:kern w:val="0"/>
-        </w:rPr>
-        <w:t>. Investor B might need the cash for a house deposit in 3 years and might only be prepared to lose a small amount. In the current design, the same Balanced Crypto range is used by both investors, although Investor B might require a significantly lower Crypto exposure.</w:t>
-      </w:r>
-    </w:p>
-    <w:p>
-      <w:pPr>
-        <w:spacing w:before="100" w:beforeAutospacing="1" w:after="100" w:afterAutospacing="1" w:line="240" w:lineRule="auto"/>
-        <w:outlineLvl w:val="2"/>
-        <w:rPr>
-          <w:rFonts w:ascii="Times New Roman" w:eastAsia="Times New Roman" w:hAnsi="Times New Roman" w:cs="Times New Roman"/>
-          <w:kern w:val="0"/>
-        </w:rPr>
-      </w:pPr>
-      <w:r>
-        <w:rPr>
-          <w:rFonts w:ascii="Times New Roman" w:eastAsia="Times New Roman" w:hAnsi="Times New Roman" w:cs="Times New Roman"/>
-          <w:kern w:val="0"/>
-        </w:rPr>
-        <w:t xml:space="preserve">In the future, it could gather additional information. This information could cover investment horizon. It could also cover loss tolerance. Liquidity requirements could be included. Investment experience could also be included. It could then establish a personal Crypto range initially. For instance, Investor A can get 12% to 20% and Investor B can get 5% to 10%. The Adaptive Risk Score could then </w:t>
-      </w:r>
-      <w:proofErr w:type="gramStart"/>
-      <w:r>
-        <w:rPr>
-          <w:rFonts w:ascii="Times New Roman" w:eastAsia="Times New Roman" w:hAnsi="Times New Roman" w:cs="Times New Roman"/>
-          <w:kern w:val="0"/>
-        </w:rPr>
-        <w:t>make adjustments to</w:t>
-      </w:r>
-      <w:proofErr w:type="gramEnd"/>
-      <w:r>
-        <w:rPr>
-          <w:rFonts w:ascii="Times New Roman" w:eastAsia="Times New Roman" w:hAnsi="Times New Roman" w:cs="Times New Roman"/>
-          <w:kern w:val="0"/>
-        </w:rPr>
-        <w:t xml:space="preserve"> the allocation within each personal range.</w:t>
-      </w:r>
-    </w:p>
-    <w:p>
-      <w:pPr>
-        <w:spacing w:before="100" w:beforeAutospacing="1" w:after="100" w:afterAutospacing="1" w:line="240" w:lineRule="auto"/>
-        <w:outlineLvl w:val="2"/>
-        <w:rPr>
-          <w:rFonts w:ascii="Times New Roman" w:eastAsia="Times New Roman" w:hAnsi="Times New Roman" w:cs="Times New Roman"/>
-          <w:kern w:val="0"/>
-        </w:rPr>
-      </w:pPr>
-      <w:r>
-        <w:rPr>
-          <w:rFonts w:ascii="Times New Roman" w:eastAsia="Times New Roman" w:hAnsi="Times New Roman" w:cs="Times New Roman"/>
-          <w:kern w:val="0"/>
-        </w:rPr>
-        <w:t>This would shift the personalisation away from group-based personalisation and towards investor-specific personalisation, and the allocation towards both market risk and the investor's own ability to take risk.</w:t>
-      </w:r>
-    </w:p>
-    <w:p>
-      <w:pPr>
-        <w:spacing w:before="100" w:beforeAutospacing="1" w:after="100" w:afterAutospacing="1" w:line="240" w:lineRule="auto"/>
-        <w:outlineLvl w:val="2"/>
-        <w:rPr>
-          <w:rFonts w:ascii="Times New Roman" w:eastAsia="Times New Roman" w:hAnsi="Times New Roman" w:cs="Times New Roman"/>
-          <w:b/>
-          <w:bCs/>
-          <w:kern w:val="0"/>
-        </w:rPr>
-      </w:pPr>
-      <w:r>
-        <w:rPr>
-          <w:rFonts w:ascii="Times New Roman" w:eastAsia="Times New Roman" w:hAnsi="Times New Roman" w:cs="Times New Roman"/>
-          <w:b/>
-          <w:bCs/>
-          <w:kern w:val="0"/>
-        </w:rPr>
-        <w:t xml:space="preserve">6.2 </w:t>
-      </w:r>
-      <w:proofErr w:type="gramStart"/>
-      <w:r>
-        <w:rPr>
-          <w:rFonts w:ascii="Times New Roman" w:eastAsia="Times New Roman" w:hAnsi="Times New Roman" w:cs="Times New Roman"/>
-          <w:b/>
-          <w:bCs/>
-          <w:kern w:val="0"/>
-        </w:rPr>
-        <w:t>Recommendation :</w:t>
-      </w:r>
-      <w:proofErr w:type="gramEnd"/>
-      <w:r>
-        <w:rPr>
-          <w:rFonts w:ascii="Times New Roman" w:eastAsia="Times New Roman" w:hAnsi="Times New Roman" w:cs="Times New Roman"/>
-          <w:b/>
-          <w:bCs/>
-          <w:kern w:val="0"/>
-        </w:rPr>
-        <w:t xml:space="preserve"> Distinguish Temporary Risk Shocks from Persistent Risk Deterioration</w:t>
-      </w:r>
-    </w:p>
-    <w:p>
-      <w:pPr>
-        <w:spacing w:before="100" w:beforeAutospacing="1" w:after="100" w:afterAutospacing="1" w:line="240" w:lineRule="auto"/>
-        <w:outlineLvl w:val="2"/>
-        <w:rPr>
-          <w:rFonts w:ascii="Times New Roman" w:eastAsia="Times New Roman" w:hAnsi="Times New Roman" w:cs="Times New Roman"/>
-          <w:kern w:val="0"/>
-        </w:rPr>
-      </w:pPr>
-      <w:r>
-        <w:rPr>
-          <w:rFonts w:ascii="Times New Roman" w:eastAsia="Times New Roman" w:hAnsi="Times New Roman" w:cs="Times New Roman"/>
-          <w:kern w:val="0"/>
-        </w:rPr>
-        <w:t>The current Adaptive Allocation reacts to the changes in the Crypto Risk Score. This helps the portfolio to respond to deteriorating risk; however, if the risk increases significantly, it could just be a short-term market event.</w:t>
-      </w:r>
-      <w:r>
-        <w:rPr>
-          <w:rFonts w:ascii="Times New Roman" w:eastAsia="Times New Roman" w:hAnsi="Times New Roman" w:cs="Times New Roman"/>
-          <w:kern w:val="0"/>
-        </w:rPr>
-        <w:t xml:space="preserve"> </w:t>
-      </w:r>
-    </w:p>
-    <w:p>
-      <w:pPr>
-        <w:spacing w:before="100" w:beforeAutospacing="1" w:after="100" w:afterAutospacing="1" w:line="240" w:lineRule="auto"/>
-        <w:outlineLvl w:val="2"/>
-        <w:rPr>
-          <w:rFonts w:ascii="Times New Roman" w:eastAsia="Times New Roman" w:hAnsi="Times New Roman" w:cs="Times New Roman"/>
-          <w:kern w:val="0"/>
-        </w:rPr>
-      </w:pPr>
-      <w:r>
-        <w:rPr>
-          <w:rFonts w:ascii="Times New Roman" w:eastAsia="Times New Roman" w:hAnsi="Times New Roman" w:cs="Times New Roman"/>
-          <w:kern w:val="0"/>
-        </w:rPr>
-        <w:t xml:space="preserve">For instance, if the Crypto Risk Score is at 30 and there is some negative news, it may jump to 75. However, the market may stabilise rapidly. The score may then drop again. This may be just a temporary spike. This can generate unnecessary turnover and transaction costs if PulseAlloc reduces the exposure to Crypto </w:t>
-      </w:r>
-      <w:proofErr w:type="gramStart"/>
-      <w:r>
-        <w:rPr>
-          <w:rFonts w:ascii="Times New Roman" w:eastAsia="Times New Roman" w:hAnsi="Times New Roman" w:cs="Times New Roman"/>
-          <w:kern w:val="0"/>
-        </w:rPr>
-        <w:t>immediately, and</w:t>
-      </w:r>
-      <w:proofErr w:type="gramEnd"/>
-      <w:r>
-        <w:rPr>
-          <w:rFonts w:ascii="Times New Roman" w:eastAsia="Times New Roman" w:hAnsi="Times New Roman" w:cs="Times New Roman"/>
-          <w:kern w:val="0"/>
-        </w:rPr>
-        <w:t xml:space="preserve"> then increases it again shortly after.</w:t>
-      </w:r>
-      <w:r>
-        <w:rPr>
-          <w:rFonts w:ascii="Times New Roman" w:eastAsia="Times New Roman" w:hAnsi="Times New Roman" w:cs="Times New Roman"/>
-          <w:kern w:val="0"/>
-        </w:rPr>
-        <w:t xml:space="preserve"> </w:t>
-      </w:r>
-      <w:r>
-        <w:rPr>
-          <w:rFonts w:ascii="Times New Roman" w:eastAsia="Times New Roman" w:hAnsi="Times New Roman" w:cs="Times New Roman"/>
-          <w:kern w:val="0"/>
-        </w:rPr>
-        <w:t>A better signal would be a Risk Score remaining above 70 for multiple periods and downside risk continuing to deteriorate. If so, a greater decrease in Crypto exposure would be more justified.</w:t>
-      </w:r>
-      <w:r>
-        <w:rPr>
-          <w:rFonts w:ascii="Times New Roman" w:eastAsia="Times New Roman" w:hAnsi="Times New Roman" w:cs="Times New Roman"/>
-          <w:kern w:val="0"/>
-        </w:rPr>
-        <w:t xml:space="preserve"> </w:t>
-      </w:r>
-      <w:r>
-        <w:rPr>
-          <w:rFonts w:ascii="Times New Roman" w:eastAsia="Times New Roman" w:hAnsi="Times New Roman" w:cs="Times New Roman"/>
-          <w:kern w:val="0"/>
-        </w:rPr>
-        <w:t xml:space="preserve">An extension that could be made practical is to include a persistence check. It can take just one period for the Risk Score to trigger a small adjustment. A larger adjustment could require the Risk Score to remain high for several periods. The system could also </w:t>
-      </w:r>
-      <w:r>
-        <w:rPr>
-          <w:rFonts w:ascii="Times New Roman" w:eastAsia="Times New Roman" w:hAnsi="Times New Roman" w:cs="Times New Roman"/>
-          <w:kern w:val="0"/>
-        </w:rPr>
-        <w:lastRenderedPageBreak/>
-        <w:t>confirm the change. It could use other risk indicators. These indicators may include rising volatility. They may also include a deeper drawdown.</w:t>
-      </w:r>
-    </w:p>
-    <w:p>
-      <w:pPr>
-        <w:spacing w:before="100" w:beforeAutospacing="1" w:after="100" w:afterAutospacing="1" w:line="240" w:lineRule="auto"/>
-        <w:outlineLvl w:val="2"/>
-        <w:rPr>
-          <w:rFonts w:ascii="Times New Roman" w:eastAsia="Times New Roman" w:hAnsi="Times New Roman" w:cs="Times New Roman"/>
-          <w:kern w:val="0"/>
-        </w:rPr>
-      </w:pPr>
-      <w:r>
-        <w:rPr>
-          <w:rFonts w:ascii="Times New Roman" w:eastAsia="Times New Roman" w:hAnsi="Times New Roman" w:cs="Times New Roman"/>
-          <w:kern w:val="0"/>
-        </w:rPr>
-        <w:t>This would help PulseAlloc separate temporary market noise from persistent risk deterioration. It could also reduce unnecessary trading. The system could still make a strong response when risk remains high.</w:t>
-      </w:r>
-    </w:p>
-    <w:p>
-      <w:pPr>
-        <w:spacing w:before="100" w:beforeAutospacing="1" w:after="100" w:afterAutospacing="1" w:line="240" w:lineRule="auto"/>
-        <w:outlineLvl w:val="2"/>
-        <w:rPr>
-          <w:rFonts w:ascii="Times New Roman" w:eastAsia="Times New Roman" w:hAnsi="Times New Roman" w:cs="Times New Roman"/>
-          <w:b/>
-          <w:bCs/>
-          <w:kern w:val="0"/>
-        </w:rPr>
-      </w:pPr>
-      <w:r>
-        <w:rPr>
-          <w:rFonts w:ascii="Times New Roman" w:eastAsia="Times New Roman" w:hAnsi="Times New Roman" w:cs="Times New Roman"/>
-          <w:b/>
-          <w:bCs/>
-          <w:kern w:val="0"/>
-        </w:rPr>
         <w:t xml:space="preserve">6.3 </w:t>
       </w:r>
       <w:r>
@@ -4592,7 +4566,6 @@
           <w:kern w:val="0"/>
           <w14:ligatures w14:val="none"/>
         </w:rPr>
-        <w:lastRenderedPageBreak/>
         <w:t>Appendix:</w:t>
       </w:r>
     </w:p>
@@ -4654,8 +4627,9 @@
           <w:noProof/>
           <w:kern w:val="0"/>
         </w:rPr>
+        <w:lastRenderedPageBreak/>
         <w:drawing>
-          <wp:inline distT="0" distB="0" distL="0" distR="0" wp14:anchorId="7037A90E" wp14:editId="555D6BDF">
+          <wp:inline distT="0" distB="0" distL="0" distR="0" wp14:anchorId="7037A90E" wp14:editId="0E76E06F">
             <wp:extent cx="5731510" cy="2288540"/>
             <wp:effectExtent l="12700" t="12700" r="8890" b="10160"/>
             <wp:docPr id="1772612834" name="Picture 1" descr="A table of numbers and text&#10;&#10;AI-generated content may be incorrect."/>
@@ -5003,7 +4977,6 @@
           <w:color w:val="000000"/>
           <w:kern w:val="0"/>
         </w:rPr>
-        <w:lastRenderedPageBreak/>
         <w:t>Figure 3 Combined Portfolio Allocation Over Time</w:t>
       </w:r>
     </w:p>
@@ -5021,6 +4994,7 @@
           <w:rFonts w:ascii="Times New Roman" w:hAnsi="Times New Roman" w:cs="Times New Roman"/>
           <w:noProof/>
         </w:rPr>
+        <w:lastRenderedPageBreak/>
         <w:drawing>
           <wp:inline distT="0" distB="0" distL="0" distR="0" wp14:anchorId="7E067A39" wp14:editId="598BD8C9">
             <wp:extent cx="3983073" cy="2477837"/>
@@ -5326,7 +5300,7 @@
           <w:kern w:val="0"/>
         </w:rPr>
         <w:drawing>
-          <wp:inline distT="0" distB="0" distL="0" distR="0" wp14:anchorId="3CD8AE69" wp14:editId="0A96C703">
+          <wp:inline distT="0" distB="0" distL="0" distR="0" wp14:anchorId="3CD8AE69" wp14:editId="293FC50A">
             <wp:extent cx="5731510" cy="1733550"/>
             <wp:effectExtent l="0" t="0" r="0" b="6350"/>
             <wp:docPr id="332733864" name="Picture 8" descr="A screenshot of a table&#10;&#10;AI-generated content may be incorrect."/>
